--- a/docs/files/f65_周复盘-2026-W38.docx
+++ b/docs/files/f65_周复盘-2026-W38.docx
@@ -68,7 +68,7 @@
         <w:rPr>
           <w:rFonts w:ascii="Microsoft YaHei" w:hAnsi="Microsoft YaHei" w:eastAsia="Microsoft YaHei"/>
         </w:rPr>
-        <w:t>链接核查：✅ 有效 11 / ⚠️ 待人工核实 21（其中 13 个用户已选「现在打开逐个登录核查」）</w:t>
+        <w:t>链接核查：✅ 有效 21 / ⚠️ 待人工核实 11（3 登录墙 + 7 JS 门户 + 1 红线待本机登录确认；Moka×7 + 小米/欧莱雅/山东北辰 已公开核验转有效）</w:t>
       </w:r>
     </w:p>
     <w:p>
@@ -252,7 +252,7 @@
         <w:rPr>
           <w:rFonts w:ascii="Microsoft YaHei" w:hAnsi="Microsoft YaHei" w:eastAsia="Microsoft YaHei"/>
         </w:rPr>
-        <w:t>问题1（链接核验阻塞）：21 个待人工核实——13 个需登录平台、7 个需 JS 门户登录、1 个已红线。自动化无法绕过登录，依赖用户交互。</w:t>
+        <w:t>问题1（链接核验阻塞）：11 个待人工核实——3 个需登录平台（BOSS×2 + 比亚迪官网 JS）、7 个需 JS 门户、1 个已红线。自动化无法绕过登录，依赖用户交互。</w:t>
       </w:r>
     </w:p>
     <w:p>
@@ -331,7 +331,7 @@
         <w:rPr>
           <w:rFonts w:ascii="Microsoft YaHei" w:hAnsi="Microsoft YaHei" w:eastAsia="Microsoft YaHei"/>
         </w:rPr>
-        <w:t>链接核验：完成 13 登录平台 + 7 JS 门户人工核验</w:t>
+        <w:t>链接核验：完成 3 登录平台（万辰/京东数据分析 BOSS、比亚迪-计划专员 官网）+ 7 JS 门户人工核验</w:t>
       </w:r>
     </w:p>
     <w:p>
@@ -480,7 +480,7 @@
                 <w:rFonts w:ascii="Microsoft YaHei" w:hAnsi="Microsoft YaHei" w:eastAsia="Microsoft YaHei"/>
                 <w:sz w:val="19"/>
               </w:rPr>
-              <w:t>登录核验 13 个登录平台链接</w:t>
+              <w:t>登录核验 3 个登录平台链接（万辰/京东数据分析 BOSS、比亚迪-计划专员 官网）</w:t>
             </w:r>
           </w:p>
         </w:tc>

--- a/docs/files/f65_周复盘-2026-W38.docx
+++ b/docs/files/f65_周复盘-2026-W38.docx
@@ -68,7 +68,7 @@
         <w:rPr>
           <w:rFonts w:ascii="Microsoft YaHei" w:hAnsi="Microsoft YaHei" w:eastAsia="Microsoft YaHei"/>
         </w:rPr>
-        <w:t>链接核查：✅ 有效 21 / ⚠️ 待人工核实 11（3 登录墙 + 7 JS 门户 + 1 红线待本机登录确认；Moka×7 + 小米/欧莱雅/山东北辰 已公开核验转有效）</w:t>
+        <w:t>链接核查：✅ 有效 28 / ❌ 已失效 2 / ⚠️ 待人工核实 2（用户登录核验 3 条 + 官方详情页核验 8 条，原 11 条 ⚠️ 已收口 9 条）</w:t>
       </w:r>
     </w:p>
     <w:p>
@@ -252,7 +252,7 @@
         <w:rPr>
           <w:rFonts w:ascii="Microsoft YaHei" w:hAnsi="Microsoft YaHei" w:eastAsia="Microsoft YaHei"/>
         </w:rPr>
-        <w:t>问题1（链接核验阻塞）：11 个待人工核实——3 个需登录平台（BOSS×2 + 比亚迪官网 JS）、7 个需 JS 门户、1 个已红线。自动化无法绕过登录，依赖用户交互。</w:t>
+        <w:t>问题1（链接核验收口）：32 岗链接已核验完成 ✅28 / ❌2 / ⚠️2；原 11 条 ⚠️ 中 7 条经用户登录 / 官方详情页核验转有效、2 条失效（京东×2）、2 条待门户重新定位（半亩花田 J10972 加载异常 / J10946 链接指向内容策划）。</w:t>
       </w:r>
     </w:p>
     <w:p>
@@ -309,7 +309,7 @@
         <w:rPr>
           <w:rFonts w:ascii="Microsoft YaHei" w:hAnsi="Microsoft YaHei" w:eastAsia="Microsoft YaHei"/>
         </w:rPr>
-        <w:t>投递优先（截止临近）：百事(10-18)、沃尔玛(10-18)、比亚迪-供应链计划(11-19) — 待链接核验通过后立即投递</w:t>
+        <w:t>投递优先（截止临近）：百事(10-18)、沃尔玛(10-18)、比亚迪-供应链计划(11-19) — 链接已核有效，尽快投递</w:t>
       </w:r>
     </w:p>
     <w:p>
@@ -331,7 +331,7 @@
         <w:rPr>
           <w:rFonts w:ascii="Microsoft YaHei" w:hAnsi="Microsoft YaHei" w:eastAsia="Microsoft YaHei"/>
         </w:rPr>
-        <w:t>链接核验：完成 3 登录平台（万辰/京东数据分析 BOSS、比亚迪-计划专员 官网）+ 7 JS 门户人工核验</w:t>
+        <w:t>链接复核：半亩花田-市场研究 / 经营分析 在门户重新定位正确链接；京东-数据分析实习生补第二来源后转 ❌ 已结束</w:t>
       </w:r>
     </w:p>
     <w:p>
@@ -480,7 +480,7 @@
                 <w:rFonts w:ascii="Microsoft YaHei" w:hAnsi="Microsoft YaHei" w:eastAsia="Microsoft YaHei"/>
                 <w:sz w:val="19"/>
               </w:rPr>
-              <w:t>登录核验 3 个登录平台链接（万辰/京东数据分析 BOSS、比亚迪-计划专员 官网）</w:t>
+              <w:t>半亩花田-市场研究/经营分析 门户重新定位链接</w:t>
             </w:r>
           </w:p>
         </w:tc>
@@ -495,7 +495,7 @@
                 <w:rFonts w:ascii="Microsoft YaHei" w:hAnsi="Microsoft YaHei" w:eastAsia="Microsoft YaHei"/>
                 <w:sz w:val="19"/>
               </w:rPr>
-              <w:t>高</w:t>
+              <w:t>中</w:t>
             </w:r>
           </w:p>
         </w:tc>
@@ -557,7 +557,7 @@
                 <w:rFonts w:ascii="Microsoft YaHei" w:hAnsi="Microsoft YaHei" w:eastAsia="Microsoft YaHei"/>
                 <w:sz w:val="19"/>
               </w:rPr>
-              <w:t>登录核验 7 个 JS 门户链接</w:t>
+              <w:t>京东-数据分析实习生 补第二来源确认后归档</w:t>
             </w:r>
           </w:p>
         </w:tc>
@@ -572,7 +572,7 @@
                 <w:rFonts w:ascii="Microsoft YaHei" w:hAnsi="Microsoft YaHei" w:eastAsia="Microsoft YaHei"/>
                 <w:sz w:val="19"/>
               </w:rPr>
-              <w:t>中</w:t>
+              <w:t>低</w:t>
             </w:r>
           </w:p>
         </w:tc>
@@ -711,7 +711,7 @@
                 <w:rFonts w:ascii="Microsoft YaHei" w:hAnsi="Microsoft YaHei" w:eastAsia="Microsoft YaHei"/>
                 <w:sz w:val="19"/>
               </w:rPr>
-              <w:t>投递百事 / 沃尔玛（10-18）</w:t>
+              <w:t>投递百事 / 沃尔玛（10-18，链接已核有效）</w:t>
             </w:r>
           </w:p>
         </w:tc>
@@ -741,7 +741,7 @@
                 <w:rFonts w:ascii="Microsoft YaHei" w:hAnsi="Microsoft YaHei" w:eastAsia="Microsoft YaHei"/>
                 <w:sz w:val="19"/>
               </w:rPr>
-              <w:t>链接核验后</w:t>
+              <w:t>尽快</w:t>
             </w:r>
           </w:p>
         </w:tc>
@@ -865,7 +865,7 @@
                 <w:rFonts w:ascii="Microsoft YaHei" w:hAnsi="Microsoft YaHei" w:eastAsia="Microsoft YaHei"/>
                 <w:sz w:val="19"/>
               </w:rPr>
-              <w:t>投递比亚迪-供应链计划（11-19）</w:t>
+              <w:t>投递比亚迪-供应链计划（11-19）/ 计划专员（链接已核）</w:t>
             </w:r>
           </w:p>
         </w:tc>
@@ -895,7 +895,7 @@
                 <w:rFonts w:ascii="Microsoft YaHei" w:hAnsi="Microsoft YaHei" w:eastAsia="Microsoft YaHei"/>
                 <w:sz w:val="19"/>
               </w:rPr>
-              <w:t>链接核验后</w:t>
+              <w:t>10-11 月</w:t>
             </w:r>
           </w:p>
         </w:tc>

--- a/docs/files/f65_周复盘-2026-W38.docx
+++ b/docs/files/f65_周复盘-2026-W38.docx
@@ -68,7 +68,7 @@
         <w:rPr>
           <w:rFonts w:ascii="Microsoft YaHei" w:hAnsi="Microsoft YaHei" w:eastAsia="Microsoft YaHei"/>
         </w:rPr>
-        <w:t>链接核查：✅ 有效 28 / ❌ 已失效 2 / ⚠️ 待人工核实 2（用户登录核验 3 条 + 官方详情页核验 8 条，原 11 条 ⚠️ 已收口 9 条）</w:t>
+        <w:t>链接核查：✅ 有效 30 / ❌ 已失效 2 / ⚠️ 待人工核实 0（用户登录核验 3 条 + 官方详情页核验 8 条，原 11 条 ⚠️ 已全部收口）</w:t>
       </w:r>
     </w:p>
     <w:p>
@@ -252,7 +252,7 @@
         <w:rPr>
           <w:rFonts w:ascii="Microsoft YaHei" w:hAnsi="Microsoft YaHei" w:eastAsia="Microsoft YaHei"/>
         </w:rPr>
-        <w:t>问题1（链接核验收口）：32 岗链接已核验完成 ✅28 / ❌2 / ⚠️2；原 11 条 ⚠️ 中 7 条经用户登录 / 官方详情页核验转有效、2 条失效（京东×2）、2 条待门户重新定位（半亩花田 J10972 加载异常 / J10946 链接指向内容策划）。</w:t>
+        <w:t>问题1（链接核验已全部收口）：32 岗链接核验完成 ✅30 / ❌2 / ⚠️0；原 11 条 ⚠️ 中 9 条（万辰 + 半亩花田×6 + 比亚迪-计划专员 + 海信）经用户登录 / 官方详情页核验转有效、2 条失效（京东×2）。</w:t>
       </w:r>
     </w:p>
     <w:p>
@@ -331,7 +331,7 @@
         <w:rPr>
           <w:rFonts w:ascii="Microsoft YaHei" w:hAnsi="Microsoft YaHei" w:eastAsia="Microsoft YaHei"/>
         </w:rPr>
-        <w:t>链接复核：半亩花田-市场研究 / 经营分析 在门户重新定位正确链接；京东-数据分析实习生补第二来源后转 ❌ 已结束</w:t>
+        <w:t>失效归档：京东-数据分析实习生补第二来源后转 ❌ 已结束；京东家电已红线归档</w:t>
       </w:r>
     </w:p>
     <w:p>
@@ -480,7 +480,7 @@
                 <w:rFonts w:ascii="Microsoft YaHei" w:hAnsi="Microsoft YaHei" w:eastAsia="Microsoft YaHei"/>
                 <w:sz w:val="19"/>
               </w:rPr>
-              <w:t>半亩花田-市场研究/经营分析 门户重新定位链接</w:t>
+              <w:t>半亩花田 6 岗链接均已核有效（4 备选 + 2 新收录），评估推进投递</w:t>
             </w:r>
           </w:p>
         </w:tc>
